--- a/docs/reports/경진대회_보고서.docx
+++ b/docs/reports/경진대회_보고서.docx
@@ -308,6 +308,28 @@
           <w:sz w:val="21"/>
         </w:rPr>
         <w:t>형상이 동일한 조건에서 Ge 30 → 70% 변화 시 정전제어 지표는 변하지 않고 누설만 약 6배 증가한다.</w:t>
+      </w:r>
+    </w:p>
+    <w:p>
+      <w:pPr>
+        <w:pStyle w:val="ListBullet"/>
+        <w:spacing w:after="60"/>
+      </w:pPr>
+      <w:r>
+        <w:rPr>
+          <w:b/>
+          <w:i w:val="0"/>
+          <w:sz w:val="21"/>
+        </w:rPr>
+        <w:t xml:space="preserve">소자가 미세화될수록 FR 상한은 더 엄격해진다. </w:t>
+      </w:r>
+      <w:r>
+        <w:rPr>
+          <w:b w:val="0"/>
+          <w:i w:val="0"/>
+          <w:sz w:val="21"/>
+        </w:rPr>
+        <w:t>fin 폭을 절반으로 줄이면 FR ≤ 20 nm 구간에서 정전제어(SSlin 65 ~ 66 mV/dec)와 전달 효율(STE +10%)이 동시에 개선되지만, FR = 35 nm에서는 문턱전압이 0.07 V까지 붕괴해 관계가 역전된다.</w:t>
       </w:r>
     </w:p>
     <w:p/>
@@ -7181,6 +7203,1671 @@
         <w:t>누설 지도는 두 변수가 모두 영향을 미쳐 대각 성분을 갖는다. 하단(FR 0 ~ 10 nm)에서는 형상이 동일한데도 Ge 조성에 따라 누설이 증가하고(재료 효과), 상단(FR 30 ~ 35 nm)에서는 Ge 조성과 무관하게 전 구간이 높다(형상 효과). 두 메커니즘이 공간적으로 분리돼 나타나므로, 설계 시 각각에 대응하는 대책을 개별적으로 수립할 수 있다.</w:t>
       </w:r>
     </w:p>
+    <w:p>
+      <w:pPr>
+        <w:pStyle w:val="Heading2"/>
+        <w:spacing w:before="240" w:after="120"/>
+      </w:pPr>
+      <w:r>
+        <w:rPr>
+          <w:color w:val="305496"/>
+          <w:sz w:val="26"/>
+        </w:rPr>
+        <w:t>3.5  핀 폭 스케일링에 대한 민감도</w:t>
+      </w:r>
+    </w:p>
+    <w:p>
+      <w:pPr>
+        <w:spacing w:after="120"/>
+      </w:pPr>
+      <w:r>
+        <w:rPr>
+          <w:b w:val="0"/>
+          <w:i w:val="0"/>
+          <w:sz w:val="21"/>
+        </w:rPr>
+        <w:t>본 구조의 fin 폭(15 nm)은 게이트 길이(25 nm) 대비 60%로, 실제 미세 노드보다 두껍다. 이 비율이 정전제어 절대 수준에 미치는 영향을 확인하기 위해 fin 폭을 절반(7.5 nm)으로 줄인 조건을 Ge 60% · 70%의 FR 전 구간에서 산출해 기준 구조와 비교했다.</w:t>
+      </w:r>
+    </w:p>
+    <w:p>
+      <w:pPr>
+        <w:pStyle w:val="Heading3"/>
+        <w:spacing w:before="200" w:after="80"/>
+      </w:pPr>
+      <w:r>
+        <w:rPr>
+          <w:color w:val="305496"/>
+          <w:sz w:val="23"/>
+        </w:rPr>
+        <w:t>정전제어 — 핀 폭이 절대 수준을 결정한다</w:t>
+      </w:r>
+    </w:p>
+    <w:tbl>
+      <w:tblPr>
+        <w:tblStyle w:val="TableGrid"/>
+        <w:tblW w:type="auto" w:w="0"/>
+        <w:jc w:val="center"/>
+        <w:tblLayout w:type="fixed"/>
+        <w:tblLook w:firstColumn="1" w:firstRow="1" w:lastColumn="0" w:lastRow="0" w:noHBand="0" w:noVBand="1" w:val="04A0"/>
+      </w:tblPr>
+      <w:tblGrid>
+        <w:gridCol w:w="900"/>
+        <w:gridCol w:w="1080"/>
+        <w:gridCol w:w="1800"/>
+        <w:gridCol w:w="1800"/>
+        <w:gridCol w:w="1710"/>
+        <w:gridCol w:w="1710"/>
+      </w:tblGrid>
+      <w:tr>
+        <w:tc>
+          <w:tcPr>
+            <w:shd w:val="clear" w:color="auto" w:fill="305496"/>
+            <w:tcW w:w="900" w:type="dxa"/>
+          </w:tcPr>
+          <w:p>
+            <w:pPr>
+              <w:jc w:val="center"/>
+            </w:pPr>
+            <w:r>
+              <w:rPr>
+                <w:b/>
+                <w:color w:val="FFFFFF"/>
+                <w:sz w:val="19"/>
+              </w:rPr>
+              <w:t>Ge</w:t>
+            </w:r>
+          </w:p>
+        </w:tc>
+        <w:tc>
+          <w:tcPr>
+            <w:shd w:val="clear" w:color="auto" w:fill="305496"/>
+            <w:tcW w:w="1080" w:type="dxa"/>
+          </w:tcPr>
+          <w:p>
+            <w:pPr>
+              <w:jc w:val="center"/>
+            </w:pPr>
+            <w:r>
+              <w:rPr>
+                <w:b/>
+                <w:color w:val="FFFFFF"/>
+                <w:sz w:val="19"/>
+              </w:rPr>
+              <w:t>FR</w:t>
+            </w:r>
+          </w:p>
+        </w:tc>
+        <w:tc>
+          <w:tcPr>
+            <w:shd w:val="clear" w:color="auto" w:fill="305496"/>
+            <w:tcW w:w="1800" w:type="dxa"/>
+          </w:tcPr>
+          <w:p>
+            <w:pPr>
+              <w:jc w:val="center"/>
+            </w:pPr>
+            <w:r>
+              <w:rPr>
+                <w:b/>
+                <w:color w:val="FFFFFF"/>
+                <w:sz w:val="19"/>
+              </w:rPr>
+              <w:t>SSlin (7.5 nm)</w:t>
+            </w:r>
+          </w:p>
+        </w:tc>
+        <w:tc>
+          <w:tcPr>
+            <w:shd w:val="clear" w:color="auto" w:fill="305496"/>
+            <w:tcW w:w="1800" w:type="dxa"/>
+          </w:tcPr>
+          <w:p>
+            <w:pPr>
+              <w:jc w:val="center"/>
+            </w:pPr>
+            <w:r>
+              <w:rPr>
+                <w:b/>
+                <w:color w:val="FFFFFF"/>
+                <w:sz w:val="19"/>
+              </w:rPr>
+              <w:t>SSlin (15 nm)</w:t>
+            </w:r>
+          </w:p>
+        </w:tc>
+        <w:tc>
+          <w:tcPr>
+            <w:shd w:val="clear" w:color="auto" w:fill="305496"/>
+            <w:tcW w:w="1710" w:type="dxa"/>
+          </w:tcPr>
+          <w:p>
+            <w:pPr>
+              <w:jc w:val="center"/>
+            </w:pPr>
+            <w:r>
+              <w:rPr>
+                <w:b/>
+                <w:color w:val="FFFFFF"/>
+                <w:sz w:val="19"/>
+              </w:rPr>
+              <w:t>DIBL (7.5 nm)</w:t>
+            </w:r>
+          </w:p>
+        </w:tc>
+        <w:tc>
+          <w:tcPr>
+            <w:shd w:val="clear" w:color="auto" w:fill="305496"/>
+            <w:tcW w:w="1710" w:type="dxa"/>
+          </w:tcPr>
+          <w:p>
+            <w:pPr>
+              <w:jc w:val="center"/>
+            </w:pPr>
+            <w:r>
+              <w:rPr>
+                <w:b/>
+                <w:color w:val="FFFFFF"/>
+                <w:sz w:val="19"/>
+              </w:rPr>
+              <w:t>DIBL (15 nm)</w:t>
+            </w:r>
+          </w:p>
+        </w:tc>
+      </w:tr>
+      <w:tr>
+        <w:tc>
+          <w:tcPr>
+            <w:tcW w:w="900" w:type="dxa"/>
+          </w:tcPr>
+          <w:p>
+            <w:r>
+              <w:rPr>
+                <w:b/>
+                <w:sz w:val="19"/>
+              </w:rPr>
+              <w:t>60%</w:t>
+            </w:r>
+          </w:p>
+        </w:tc>
+        <w:tc>
+          <w:tcPr>
+            <w:tcW w:w="1080" w:type="dxa"/>
+          </w:tcPr>
+          <w:p>
+            <w:pPr>
+              <w:jc w:val="center"/>
+            </w:pPr>
+            <w:r>
+              <w:rPr>
+                <w:b/>
+                <w:sz w:val="19"/>
+              </w:rPr>
+              <w:t>0 nm</w:t>
+            </w:r>
+          </w:p>
+        </w:tc>
+        <w:tc>
+          <w:tcPr>
+            <w:tcW w:w="1800" w:type="dxa"/>
+          </w:tcPr>
+          <w:p>
+            <w:pPr>
+              <w:jc w:val="center"/>
+            </w:pPr>
+            <w:r>
+              <w:rPr>
+                <w:b/>
+                <w:sz w:val="19"/>
+              </w:rPr>
+              <w:t>66.3</w:t>
+            </w:r>
+          </w:p>
+        </w:tc>
+        <w:tc>
+          <w:tcPr>
+            <w:tcW w:w="1800" w:type="dxa"/>
+          </w:tcPr>
+          <w:p>
+            <w:pPr>
+              <w:jc w:val="center"/>
+            </w:pPr>
+            <w:r>
+              <w:rPr>
+                <w:b/>
+                <w:sz w:val="19"/>
+              </w:rPr>
+              <w:t>77.4</w:t>
+            </w:r>
+          </w:p>
+        </w:tc>
+        <w:tc>
+          <w:tcPr>
+            <w:tcW w:w="1710" w:type="dxa"/>
+          </w:tcPr>
+          <w:p>
+            <w:pPr>
+              <w:jc w:val="center"/>
+            </w:pPr>
+            <w:r>
+              <w:rPr>
+                <w:b/>
+                <w:sz w:val="19"/>
+              </w:rPr>
+              <w:t>29.3</w:t>
+            </w:r>
+          </w:p>
+        </w:tc>
+        <w:tc>
+          <w:tcPr>
+            <w:tcW w:w="1710" w:type="dxa"/>
+          </w:tcPr>
+          <w:p>
+            <w:pPr>
+              <w:jc w:val="center"/>
+            </w:pPr>
+            <w:r>
+              <w:rPr>
+                <w:b/>
+                <w:sz w:val="19"/>
+              </w:rPr>
+              <w:t>74.7</w:t>
+            </w:r>
+          </w:p>
+        </w:tc>
+      </w:tr>
+      <w:tr>
+        <w:tc>
+          <w:tcPr>
+            <w:shd w:val="clear" w:color="auto" w:fill="F4F6FA"/>
+            <w:tcW w:w="900" w:type="dxa"/>
+          </w:tcPr>
+          <w:p>
+            <w:r>
+              <w:rPr>
+                <w:b/>
+                <w:sz w:val="19"/>
+              </w:rPr>
+              <w:t>70%</w:t>
+            </w:r>
+          </w:p>
+        </w:tc>
+        <w:tc>
+          <w:tcPr>
+            <w:shd w:val="clear" w:color="auto" w:fill="F4F6FA"/>
+            <w:tcW w:w="1080" w:type="dxa"/>
+          </w:tcPr>
+          <w:p>
+            <w:pPr>
+              <w:jc w:val="center"/>
+            </w:pPr>
+            <w:r>
+              <w:rPr>
+                <w:b/>
+                <w:sz w:val="19"/>
+              </w:rPr>
+              <w:t>0 nm</w:t>
+            </w:r>
+          </w:p>
+        </w:tc>
+        <w:tc>
+          <w:tcPr>
+            <w:shd w:val="clear" w:color="auto" w:fill="F4F6FA"/>
+            <w:tcW w:w="1800" w:type="dxa"/>
+          </w:tcPr>
+          <w:p>
+            <w:pPr>
+              <w:jc w:val="center"/>
+            </w:pPr>
+            <w:r>
+              <w:rPr>
+                <w:b/>
+                <w:sz w:val="19"/>
+              </w:rPr>
+              <w:t>65.1</w:t>
+            </w:r>
+          </w:p>
+        </w:tc>
+        <w:tc>
+          <w:tcPr>
+            <w:shd w:val="clear" w:color="auto" w:fill="F4F6FA"/>
+            <w:tcW w:w="1800" w:type="dxa"/>
+          </w:tcPr>
+          <w:p>
+            <w:pPr>
+              <w:jc w:val="center"/>
+            </w:pPr>
+            <w:r>
+              <w:rPr>
+                <w:b/>
+                <w:sz w:val="19"/>
+              </w:rPr>
+              <w:t>76.6</w:t>
+            </w:r>
+          </w:p>
+        </w:tc>
+        <w:tc>
+          <w:tcPr>
+            <w:shd w:val="clear" w:color="auto" w:fill="F4F6FA"/>
+            <w:tcW w:w="1710" w:type="dxa"/>
+          </w:tcPr>
+          <w:p>
+            <w:pPr>
+              <w:jc w:val="center"/>
+            </w:pPr>
+            <w:r>
+              <w:rPr>
+                <w:b/>
+                <w:sz w:val="19"/>
+              </w:rPr>
+              <w:t>29.3</w:t>
+            </w:r>
+          </w:p>
+        </w:tc>
+        <w:tc>
+          <w:tcPr>
+            <w:shd w:val="clear" w:color="auto" w:fill="F4F6FA"/>
+            <w:tcW w:w="1710" w:type="dxa"/>
+          </w:tcPr>
+          <w:p>
+            <w:pPr>
+              <w:jc w:val="center"/>
+            </w:pPr>
+            <w:r>
+              <w:rPr>
+                <w:b/>
+                <w:sz w:val="19"/>
+              </w:rPr>
+              <w:t>69.3</w:t>
+            </w:r>
+          </w:p>
+        </w:tc>
+      </w:tr>
+      <w:tr>
+        <w:tc>
+          <w:tcPr>
+            <w:tcW w:w="900" w:type="dxa"/>
+          </w:tcPr>
+          <w:p>
+            <w:r>
+              <w:rPr>
+                <w:sz w:val="19"/>
+              </w:rPr>
+              <w:t>60%</w:t>
+            </w:r>
+          </w:p>
+        </w:tc>
+        <w:tc>
+          <w:tcPr>
+            <w:tcW w:w="1080" w:type="dxa"/>
+          </w:tcPr>
+          <w:p>
+            <w:pPr>
+              <w:jc w:val="center"/>
+            </w:pPr>
+            <w:r>
+              <w:rPr>
+                <w:sz w:val="19"/>
+              </w:rPr>
+              <w:t>20 nm</w:t>
+            </w:r>
+          </w:p>
+        </w:tc>
+        <w:tc>
+          <w:tcPr>
+            <w:tcW w:w="1800" w:type="dxa"/>
+          </w:tcPr>
+          <w:p>
+            <w:pPr>
+              <w:jc w:val="center"/>
+            </w:pPr>
+            <w:r>
+              <w:rPr>
+                <w:sz w:val="19"/>
+              </w:rPr>
+              <w:t>80.6</w:t>
+            </w:r>
+          </w:p>
+        </w:tc>
+        <w:tc>
+          <w:tcPr>
+            <w:tcW w:w="1800" w:type="dxa"/>
+          </w:tcPr>
+          <w:p>
+            <w:pPr>
+              <w:jc w:val="center"/>
+            </w:pPr>
+            <w:r>
+              <w:rPr>
+                <w:sz w:val="19"/>
+              </w:rPr>
+              <w:t>83.3</w:t>
+            </w:r>
+          </w:p>
+        </w:tc>
+        <w:tc>
+          <w:tcPr>
+            <w:tcW w:w="1710" w:type="dxa"/>
+          </w:tcPr>
+          <w:p>
+            <w:pPr>
+              <w:jc w:val="center"/>
+            </w:pPr>
+            <w:r>
+              <w:rPr>
+                <w:sz w:val="19"/>
+              </w:rPr>
+              <w:t>45.3</w:t>
+            </w:r>
+          </w:p>
+        </w:tc>
+        <w:tc>
+          <w:tcPr>
+            <w:tcW w:w="1710" w:type="dxa"/>
+          </w:tcPr>
+          <w:p>
+            <w:pPr>
+              <w:jc w:val="center"/>
+            </w:pPr>
+            <w:r>
+              <w:rPr>
+                <w:sz w:val="19"/>
+              </w:rPr>
+              <w:t>92.0</w:t>
+            </w:r>
+          </w:p>
+        </w:tc>
+      </w:tr>
+      <w:tr>
+        <w:tc>
+          <w:tcPr>
+            <w:shd w:val="clear" w:color="auto" w:fill="F4F6FA"/>
+            <w:tcW w:w="900" w:type="dxa"/>
+          </w:tcPr>
+          <w:p>
+            <w:r>
+              <w:rPr>
+                <w:sz w:val="19"/>
+              </w:rPr>
+              <w:t>70%</w:t>
+            </w:r>
+          </w:p>
+        </w:tc>
+        <w:tc>
+          <w:tcPr>
+            <w:shd w:val="clear" w:color="auto" w:fill="F4F6FA"/>
+            <w:tcW w:w="1080" w:type="dxa"/>
+          </w:tcPr>
+          <w:p>
+            <w:pPr>
+              <w:jc w:val="center"/>
+            </w:pPr>
+            <w:r>
+              <w:rPr>
+                <w:sz w:val="19"/>
+              </w:rPr>
+              <w:t>20 nm</w:t>
+            </w:r>
+          </w:p>
+        </w:tc>
+        <w:tc>
+          <w:tcPr>
+            <w:shd w:val="clear" w:color="auto" w:fill="F4F6FA"/>
+            <w:tcW w:w="1800" w:type="dxa"/>
+          </w:tcPr>
+          <w:p>
+            <w:pPr>
+              <w:jc w:val="center"/>
+            </w:pPr>
+            <w:r>
+              <w:rPr>
+                <w:sz w:val="19"/>
+              </w:rPr>
+              <w:t>77.5</w:t>
+            </w:r>
+          </w:p>
+        </w:tc>
+        <w:tc>
+          <w:tcPr>
+            <w:shd w:val="clear" w:color="auto" w:fill="F4F6FA"/>
+            <w:tcW w:w="1800" w:type="dxa"/>
+          </w:tcPr>
+          <w:p>
+            <w:pPr>
+              <w:jc w:val="center"/>
+            </w:pPr>
+            <w:r>
+              <w:rPr>
+                <w:sz w:val="19"/>
+              </w:rPr>
+              <w:t>82.5</w:t>
+            </w:r>
+          </w:p>
+        </w:tc>
+        <w:tc>
+          <w:tcPr>
+            <w:shd w:val="clear" w:color="auto" w:fill="F4F6FA"/>
+            <w:tcW w:w="1710" w:type="dxa"/>
+          </w:tcPr>
+          <w:p>
+            <w:pPr>
+              <w:jc w:val="center"/>
+            </w:pPr>
+            <w:r>
+              <w:rPr>
+                <w:sz w:val="19"/>
+              </w:rPr>
+              <w:t>44.0</w:t>
+            </w:r>
+          </w:p>
+        </w:tc>
+        <w:tc>
+          <w:tcPr>
+            <w:shd w:val="clear" w:color="auto" w:fill="F4F6FA"/>
+            <w:tcW w:w="1710" w:type="dxa"/>
+          </w:tcPr>
+          <w:p>
+            <w:pPr>
+              <w:jc w:val="center"/>
+            </w:pPr>
+            <w:r>
+              <w:rPr>
+                <w:sz w:val="19"/>
+              </w:rPr>
+              <w:t>86.7</w:t>
+            </w:r>
+          </w:p>
+        </w:tc>
+      </w:tr>
+    </w:tbl>
+    <w:p/>
+    <w:p>
+      <w:pPr>
+        <w:spacing w:after="120"/>
+      </w:pPr>
+      <w:r>
+        <w:rPr>
+          <w:b w:val="0"/>
+          <w:i w:val="0"/>
+          <w:sz w:val="21"/>
+        </w:rPr>
+        <w:t xml:space="preserve">리세스가 얕은 조건에서 SSlin이 11 mV/dec 이상 낮아져 65 ~ 66 mV/dec에 도달하며, DIBL은 약 60% 감소한다. 이는 기준 구조에서 관찰된 76 ~ 80 mV/dec 수준이 소자나 물리 모델의 문제가 아니라 </w:t>
+      </w:r>
+      <w:r>
+        <w:rPr>
+          <w:b/>
+          <w:i w:val="0"/>
+          <w:sz w:val="21"/>
+        </w:rPr>
+        <w:t>fin 폭 대 게이트 길이 비율이 큰 데서 오는 구조적 결과</w:t>
+      </w:r>
+      <w:r>
+        <w:rPr>
+          <w:b w:val="0"/>
+          <w:i w:val="0"/>
+          <w:sz w:val="21"/>
+        </w:rPr>
+        <w:t>임을 직접 확인한 것이다. fin 폭이 게이트 길이의 30% 수준이 되면 이상적 하한(60 mV/dec)에 근접한다.</w:t>
+      </w:r>
+    </w:p>
+    <w:p>
+      <w:pPr>
+        <w:pStyle w:val="Heading3"/>
+        <w:spacing w:before="200" w:after="80"/>
+      </w:pPr>
+      <w:r>
+        <w:rPr>
+          <w:color w:val="305496"/>
+          <w:sz w:val="23"/>
+        </w:rPr>
+        <w:t>전달 효율 — 핀 폭도 기하학적 전달 인자다</w:t>
+      </w:r>
+    </w:p>
+    <w:tbl>
+      <w:tblPr>
+        <w:tblStyle w:val="TableGrid"/>
+        <w:tblW w:type="auto" w:w="0"/>
+        <w:jc w:val="center"/>
+        <w:tblLayout w:type="fixed"/>
+        <w:tblLook w:firstColumn="1" w:firstRow="1" w:lastColumn="0" w:lastRow="0" w:noHBand="0" w:noVBand="1" w:val="04A0"/>
+      </w:tblPr>
+      <w:tblGrid>
+        <w:gridCol w:w="900"/>
+        <w:gridCol w:w="1080"/>
+        <w:gridCol w:w="2340"/>
+        <w:gridCol w:w="2340"/>
+        <w:gridCol w:w="2340"/>
+      </w:tblGrid>
+      <w:tr>
+        <w:tc>
+          <w:tcPr>
+            <w:shd w:val="clear" w:color="auto" w:fill="305496"/>
+            <w:tcW w:w="900" w:type="dxa"/>
+          </w:tcPr>
+          <w:p>
+            <w:pPr>
+              <w:jc w:val="center"/>
+            </w:pPr>
+            <w:r>
+              <w:rPr>
+                <w:b/>
+                <w:color w:val="FFFFFF"/>
+                <w:sz w:val="19"/>
+              </w:rPr>
+              <w:t>Ge</w:t>
+            </w:r>
+          </w:p>
+        </w:tc>
+        <w:tc>
+          <w:tcPr>
+            <w:shd w:val="clear" w:color="auto" w:fill="305496"/>
+            <w:tcW w:w="1080" w:type="dxa"/>
+          </w:tcPr>
+          <w:p>
+            <w:pPr>
+              <w:jc w:val="center"/>
+            </w:pPr>
+            <w:r>
+              <w:rPr>
+                <w:b/>
+                <w:color w:val="FFFFFF"/>
+                <w:sz w:val="19"/>
+              </w:rPr>
+              <w:t>FR</w:t>
+            </w:r>
+          </w:p>
+        </w:tc>
+        <w:tc>
+          <w:tcPr>
+            <w:shd w:val="clear" w:color="auto" w:fill="305496"/>
+            <w:tcW w:w="2340" w:type="dxa"/>
+          </w:tcPr>
+          <w:p>
+            <w:pPr>
+              <w:jc w:val="center"/>
+            </w:pPr>
+            <w:r>
+              <w:rPr>
+                <w:b/>
+                <w:color w:val="FFFFFF"/>
+                <w:sz w:val="19"/>
+              </w:rPr>
+              <w:t>STE (7.5 nm)</w:t>
+            </w:r>
+          </w:p>
+        </w:tc>
+        <w:tc>
+          <w:tcPr>
+            <w:shd w:val="clear" w:color="auto" w:fill="305496"/>
+            <w:tcW w:w="2340" w:type="dxa"/>
+          </w:tcPr>
+          <w:p>
+            <w:pPr>
+              <w:jc w:val="center"/>
+            </w:pPr>
+            <w:r>
+              <w:rPr>
+                <w:b/>
+                <w:color w:val="FFFFFF"/>
+                <w:sz w:val="19"/>
+              </w:rPr>
+              <w:t>STE (15 nm)</w:t>
+            </w:r>
+          </w:p>
+        </w:tc>
+        <w:tc>
+          <w:tcPr>
+            <w:shd w:val="clear" w:color="auto" w:fill="305496"/>
+            <w:tcW w:w="2340" w:type="dxa"/>
+          </w:tcPr>
+          <w:p>
+            <w:pPr>
+              <w:jc w:val="center"/>
+            </w:pPr>
+            <w:r>
+              <w:rPr>
+                <w:b/>
+                <w:color w:val="FFFFFF"/>
+                <w:sz w:val="19"/>
+              </w:rPr>
+              <w:t>응력 변화</w:t>
+            </w:r>
+          </w:p>
+        </w:tc>
+      </w:tr>
+      <w:tr>
+        <w:tc>
+          <w:tcPr>
+            <w:tcW w:w="900" w:type="dxa"/>
+          </w:tcPr>
+          <w:p>
+            <w:r>
+              <w:rPr>
+                <w:sz w:val="19"/>
+              </w:rPr>
+              <w:t>60%</w:t>
+            </w:r>
+          </w:p>
+        </w:tc>
+        <w:tc>
+          <w:tcPr>
+            <w:tcW w:w="1080" w:type="dxa"/>
+          </w:tcPr>
+          <w:p>
+            <w:pPr>
+              <w:jc w:val="center"/>
+            </w:pPr>
+            <w:r>
+              <w:rPr>
+                <w:sz w:val="19"/>
+              </w:rPr>
+              <w:t>0 nm</w:t>
+            </w:r>
+          </w:p>
+        </w:tc>
+        <w:tc>
+          <w:tcPr>
+            <w:tcW w:w="2340" w:type="dxa"/>
+          </w:tcPr>
+          <w:p>
+            <w:pPr>
+              <w:jc w:val="center"/>
+            </w:pPr>
+            <w:r>
+              <w:rPr>
+                <w:sz w:val="19"/>
+              </w:rPr>
+              <w:t>0.658</w:t>
+            </w:r>
+          </w:p>
+        </w:tc>
+        <w:tc>
+          <w:tcPr>
+            <w:tcW w:w="2340" w:type="dxa"/>
+          </w:tcPr>
+          <w:p>
+            <w:pPr>
+              <w:jc w:val="center"/>
+            </w:pPr>
+            <w:r>
+              <w:rPr>
+                <w:sz w:val="19"/>
+              </w:rPr>
+              <w:t>0.602</w:t>
+            </w:r>
+          </w:p>
+        </w:tc>
+        <w:tc>
+          <w:tcPr>
+            <w:tcW w:w="2340" w:type="dxa"/>
+          </w:tcPr>
+          <w:p>
+            <w:pPr>
+              <w:jc w:val="center"/>
+            </w:pPr>
+            <w:r>
+              <w:rPr>
+                <w:sz w:val="19"/>
+              </w:rPr>
+              <w:t>+9.4%</w:t>
+            </w:r>
+          </w:p>
+        </w:tc>
+      </w:tr>
+      <w:tr>
+        <w:tc>
+          <w:tcPr>
+            <w:shd w:val="clear" w:color="auto" w:fill="F4F6FA"/>
+            <w:tcW w:w="900" w:type="dxa"/>
+          </w:tcPr>
+          <w:p>
+            <w:r>
+              <w:rPr>
+                <w:sz w:val="19"/>
+              </w:rPr>
+              <w:t>60%</w:t>
+            </w:r>
+          </w:p>
+        </w:tc>
+        <w:tc>
+          <w:tcPr>
+            <w:shd w:val="clear" w:color="auto" w:fill="F4F6FA"/>
+            <w:tcW w:w="1080" w:type="dxa"/>
+          </w:tcPr>
+          <w:p>
+            <w:pPr>
+              <w:jc w:val="center"/>
+            </w:pPr>
+            <w:r>
+              <w:rPr>
+                <w:sz w:val="19"/>
+              </w:rPr>
+              <w:t>20 nm</w:t>
+            </w:r>
+          </w:p>
+        </w:tc>
+        <w:tc>
+          <w:tcPr>
+            <w:shd w:val="clear" w:color="auto" w:fill="F4F6FA"/>
+            <w:tcW w:w="2340" w:type="dxa"/>
+          </w:tcPr>
+          <w:p>
+            <w:pPr>
+              <w:jc w:val="center"/>
+            </w:pPr>
+            <w:r>
+              <w:rPr>
+                <w:sz w:val="19"/>
+              </w:rPr>
+              <w:t>0.734</w:t>
+            </w:r>
+          </w:p>
+        </w:tc>
+        <w:tc>
+          <w:tcPr>
+            <w:shd w:val="clear" w:color="auto" w:fill="F4F6FA"/>
+            <w:tcW w:w="2340" w:type="dxa"/>
+          </w:tcPr>
+          <w:p>
+            <w:pPr>
+              <w:jc w:val="center"/>
+            </w:pPr>
+            <w:r>
+              <w:rPr>
+                <w:sz w:val="19"/>
+              </w:rPr>
+              <w:t>0.668</w:t>
+            </w:r>
+          </w:p>
+        </w:tc>
+        <w:tc>
+          <w:tcPr>
+            <w:shd w:val="clear" w:color="auto" w:fill="F4F6FA"/>
+            <w:tcW w:w="2340" w:type="dxa"/>
+          </w:tcPr>
+          <w:p>
+            <w:pPr>
+              <w:jc w:val="center"/>
+            </w:pPr>
+            <w:r>
+              <w:rPr>
+                <w:sz w:val="19"/>
+              </w:rPr>
+              <w:t>+9.9%</w:t>
+            </w:r>
+          </w:p>
+        </w:tc>
+      </w:tr>
+      <w:tr>
+        <w:tc>
+          <w:tcPr>
+            <w:tcW w:w="900" w:type="dxa"/>
+          </w:tcPr>
+          <w:p>
+            <w:r>
+              <w:rPr>
+                <w:sz w:val="19"/>
+              </w:rPr>
+              <w:t>70%</w:t>
+            </w:r>
+          </w:p>
+        </w:tc>
+        <w:tc>
+          <w:tcPr>
+            <w:tcW w:w="1080" w:type="dxa"/>
+          </w:tcPr>
+          <w:p>
+            <w:pPr>
+              <w:jc w:val="center"/>
+            </w:pPr>
+            <w:r>
+              <w:rPr>
+                <w:sz w:val="19"/>
+              </w:rPr>
+              <w:t>0 nm</w:t>
+            </w:r>
+          </w:p>
+        </w:tc>
+        <w:tc>
+          <w:tcPr>
+            <w:tcW w:w="2340" w:type="dxa"/>
+          </w:tcPr>
+          <w:p>
+            <w:pPr>
+              <w:jc w:val="center"/>
+            </w:pPr>
+            <w:r>
+              <w:rPr>
+                <w:sz w:val="19"/>
+              </w:rPr>
+              <w:t>0.667</w:t>
+            </w:r>
+          </w:p>
+        </w:tc>
+        <w:tc>
+          <w:tcPr>
+            <w:tcW w:w="2340" w:type="dxa"/>
+          </w:tcPr>
+          <w:p>
+            <w:pPr>
+              <w:jc w:val="center"/>
+            </w:pPr>
+            <w:r>
+              <w:rPr>
+                <w:sz w:val="19"/>
+              </w:rPr>
+              <w:t>0.607</w:t>
+            </w:r>
+          </w:p>
+        </w:tc>
+        <w:tc>
+          <w:tcPr>
+            <w:tcW w:w="2340" w:type="dxa"/>
+          </w:tcPr>
+          <w:p>
+            <w:pPr>
+              <w:jc w:val="center"/>
+            </w:pPr>
+            <w:r>
+              <w:rPr>
+                <w:sz w:val="19"/>
+              </w:rPr>
+              <w:t>+9.9%</w:t>
+            </w:r>
+          </w:p>
+        </w:tc>
+      </w:tr>
+      <w:tr>
+        <w:tc>
+          <w:tcPr>
+            <w:shd w:val="clear" w:color="auto" w:fill="F4F6FA"/>
+            <w:tcW w:w="900" w:type="dxa"/>
+          </w:tcPr>
+          <w:p>
+            <w:r>
+              <w:rPr>
+                <w:sz w:val="19"/>
+              </w:rPr>
+              <w:t>70%</w:t>
+            </w:r>
+          </w:p>
+        </w:tc>
+        <w:tc>
+          <w:tcPr>
+            <w:shd w:val="clear" w:color="auto" w:fill="F4F6FA"/>
+            <w:tcW w:w="1080" w:type="dxa"/>
+          </w:tcPr>
+          <w:p>
+            <w:pPr>
+              <w:jc w:val="center"/>
+            </w:pPr>
+            <w:r>
+              <w:rPr>
+                <w:sz w:val="19"/>
+              </w:rPr>
+              <w:t>20 nm</w:t>
+            </w:r>
+          </w:p>
+        </w:tc>
+        <w:tc>
+          <w:tcPr>
+            <w:shd w:val="clear" w:color="auto" w:fill="F4F6FA"/>
+            <w:tcW w:w="2340" w:type="dxa"/>
+          </w:tcPr>
+          <w:p>
+            <w:pPr>
+              <w:jc w:val="center"/>
+            </w:pPr>
+            <w:r>
+              <w:rPr>
+                <w:sz w:val="19"/>
+              </w:rPr>
+              <w:t>0.740</w:t>
+            </w:r>
+          </w:p>
+        </w:tc>
+        <w:tc>
+          <w:tcPr>
+            <w:shd w:val="clear" w:color="auto" w:fill="F4F6FA"/>
+            <w:tcW w:w="2340" w:type="dxa"/>
+          </w:tcPr>
+          <w:p>
+            <w:pPr>
+              <w:jc w:val="center"/>
+            </w:pPr>
+            <w:r>
+              <w:rPr>
+                <w:sz w:val="19"/>
+              </w:rPr>
+              <w:t>0.671</w:t>
+            </w:r>
+          </w:p>
+        </w:tc>
+        <w:tc>
+          <w:tcPr>
+            <w:shd w:val="clear" w:color="auto" w:fill="F4F6FA"/>
+            <w:tcW w:w="2340" w:type="dxa"/>
+          </w:tcPr>
+          <w:p>
+            <w:pPr>
+              <w:jc w:val="center"/>
+            </w:pPr>
+            <w:r>
+              <w:rPr>
+                <w:sz w:val="19"/>
+              </w:rPr>
+              <w:t>+10.2%</w:t>
+            </w:r>
+          </w:p>
+        </w:tc>
+      </w:tr>
+    </w:tbl>
+    <w:p/>
+    <w:p>
+      <w:pPr>
+        <w:spacing w:after="120"/>
+      </w:pPr>
+      <w:r>
+        <w:rPr>
+          <w:b w:val="0"/>
+          <w:i w:val="0"/>
+          <w:sz w:val="21"/>
+        </w:rPr>
+        <w:t xml:space="preserve">전 조건에서 채널 응력이 9 ~ 11% 증가하고 STE도 같은 폭으로 상승한다. fin이 얇을수록 탄성 완화가 덜 일어나 응력원이 공급한 변형이 더 많이 보존되기 때문이다. 즉 </w:t>
+      </w:r>
+      <w:r>
+        <w:rPr>
+          <w:b/>
+          <w:i w:val="0"/>
+          <w:sz w:val="21"/>
+        </w:rPr>
+        <w:t>fin 폭은 FR과 함께 전달 효율을 결정하는 또 하나의 기하학적 변수</w:t>
+      </w:r>
+      <w:r>
+        <w:rPr>
+          <w:b w:val="0"/>
+          <w:i w:val="0"/>
+          <w:sz w:val="21"/>
+        </w:rPr>
+        <w:t>이며, 3.2절에서 확인한 "전달 효율은 기하학적 조건이 지배한다"는 결론과 같은 방향이다.</w:t>
+      </w:r>
+    </w:p>
+    <w:p>
+      <w:pPr>
+        <w:pStyle w:val="Heading3"/>
+        <w:spacing w:before="200" w:after="80"/>
+      </w:pPr>
+      <w:r>
+        <w:rPr>
+          <w:color w:val="305496"/>
+          <w:sz w:val="23"/>
+        </w:rPr>
+        <w:t>★ 상충 — 깊은 리세스에서는 관계가 역전된다</w:t>
+      </w:r>
+    </w:p>
+    <w:tbl>
+      <w:tblPr>
+        <w:tblStyle w:val="TableGrid"/>
+        <w:tblW w:type="auto" w:w="0"/>
+        <w:jc w:val="center"/>
+        <w:tblLayout w:type="fixed"/>
+        <w:tblLook w:firstColumn="1" w:firstRow="1" w:lastColumn="0" w:lastRow="0" w:noHBand="0" w:noVBand="1" w:val="04A0"/>
+      </w:tblPr>
+      <w:tblGrid>
+        <w:gridCol w:w="2520"/>
+        <w:gridCol w:w="2160"/>
+        <w:gridCol w:w="2160"/>
+        <w:gridCol w:w="2160"/>
+      </w:tblGrid>
+      <w:tr>
+        <w:tc>
+          <w:tcPr>
+            <w:shd w:val="clear" w:color="auto" w:fill="305496"/>
+            <w:tcW w:w="2520" w:type="dxa"/>
+          </w:tcPr>
+          <w:p>
+            <w:pPr>
+              <w:jc w:val="center"/>
+            </w:pPr>
+            <w:r>
+              <w:rPr>
+                <w:b/>
+                <w:color w:val="FFFFFF"/>
+                <w:sz w:val="19"/>
+              </w:rPr>
+              <w:t>Ge = 60%</w:t>
+            </w:r>
+          </w:p>
+        </w:tc>
+        <w:tc>
+          <w:tcPr>
+            <w:shd w:val="clear" w:color="auto" w:fill="305496"/>
+            <w:tcW w:w="2160" w:type="dxa"/>
+          </w:tcPr>
+          <w:p>
+            <w:pPr>
+              <w:jc w:val="center"/>
+            </w:pPr>
+            <w:r>
+              <w:rPr>
+                <w:b/>
+                <w:color w:val="FFFFFF"/>
+                <w:sz w:val="19"/>
+              </w:rPr>
+              <w:t>FR 20 nm</w:t>
+            </w:r>
+          </w:p>
+        </w:tc>
+        <w:tc>
+          <w:tcPr>
+            <w:shd w:val="clear" w:color="auto" w:fill="305496"/>
+            <w:tcW w:w="2160" w:type="dxa"/>
+          </w:tcPr>
+          <w:p>
+            <w:pPr>
+              <w:jc w:val="center"/>
+            </w:pPr>
+            <w:r>
+              <w:rPr>
+                <w:b/>
+                <w:color w:val="FFFFFF"/>
+                <w:sz w:val="19"/>
+              </w:rPr>
+              <w:t>FR 30 nm</w:t>
+            </w:r>
+          </w:p>
+        </w:tc>
+        <w:tc>
+          <w:tcPr>
+            <w:shd w:val="clear" w:color="auto" w:fill="305496"/>
+            <w:tcW w:w="2160" w:type="dxa"/>
+          </w:tcPr>
+          <w:p>
+            <w:pPr>
+              <w:jc w:val="center"/>
+            </w:pPr>
+            <w:r>
+              <w:rPr>
+                <w:b/>
+                <w:color w:val="FFFFFF"/>
+                <w:sz w:val="19"/>
+              </w:rPr>
+              <w:t>FR 35 nm</w:t>
+            </w:r>
+          </w:p>
+        </w:tc>
+      </w:tr>
+      <w:tr>
+        <w:tc>
+          <w:tcPr>
+            <w:tcW w:w="2520" w:type="dxa"/>
+          </w:tcPr>
+          <w:p>
+            <w:r>
+              <w:rPr>
+                <w:b/>
+                <w:sz w:val="19"/>
+              </w:rPr>
+              <w:t>SSlin (7.5 nm)</w:t>
+            </w:r>
+          </w:p>
+        </w:tc>
+        <w:tc>
+          <w:tcPr>
+            <w:tcW w:w="2160" w:type="dxa"/>
+          </w:tcPr>
+          <w:p>
+            <w:pPr>
+              <w:jc w:val="center"/>
+            </w:pPr>
+            <w:r>
+              <w:rPr>
+                <w:b/>
+                <w:sz w:val="19"/>
+              </w:rPr>
+              <w:t>80.6</w:t>
+            </w:r>
+          </w:p>
+        </w:tc>
+        <w:tc>
+          <w:tcPr>
+            <w:tcW w:w="2160" w:type="dxa"/>
+          </w:tcPr>
+          <w:p>
+            <w:pPr>
+              <w:jc w:val="center"/>
+            </w:pPr>
+            <w:r>
+              <w:rPr>
+                <w:b/>
+                <w:sz w:val="19"/>
+              </w:rPr>
+              <w:t>162.3</w:t>
+            </w:r>
+          </w:p>
+        </w:tc>
+        <w:tc>
+          <w:tcPr>
+            <w:tcW w:w="2160" w:type="dxa"/>
+          </w:tcPr>
+          <w:p>
+            <w:pPr>
+              <w:jc w:val="center"/>
+            </w:pPr>
+            <w:r>
+              <w:rPr>
+                <w:b/>
+                <w:sz w:val="19"/>
+              </w:rPr>
+              <w:t>222.3</w:t>
+            </w:r>
+          </w:p>
+        </w:tc>
+      </w:tr>
+      <w:tr>
+        <w:tc>
+          <w:tcPr>
+            <w:shd w:val="clear" w:color="auto" w:fill="F4F6FA"/>
+            <w:tcW w:w="2520" w:type="dxa"/>
+          </w:tcPr>
+          <w:p>
+            <w:r>
+              <w:rPr>
+                <w:b/>
+                <w:sz w:val="19"/>
+              </w:rPr>
+              <w:t>SSlin (15 nm)</w:t>
+            </w:r>
+          </w:p>
+        </w:tc>
+        <w:tc>
+          <w:tcPr>
+            <w:shd w:val="clear" w:color="auto" w:fill="F4F6FA"/>
+            <w:tcW w:w="2160" w:type="dxa"/>
+          </w:tcPr>
+          <w:p>
+            <w:pPr>
+              <w:jc w:val="center"/>
+            </w:pPr>
+            <w:r>
+              <w:rPr>
+                <w:b/>
+                <w:sz w:val="19"/>
+              </w:rPr>
+              <w:t>83.3</w:t>
+            </w:r>
+          </w:p>
+        </w:tc>
+        <w:tc>
+          <w:tcPr>
+            <w:shd w:val="clear" w:color="auto" w:fill="F4F6FA"/>
+            <w:tcW w:w="2160" w:type="dxa"/>
+          </w:tcPr>
+          <w:p>
+            <w:pPr>
+              <w:jc w:val="center"/>
+            </w:pPr>
+            <w:r>
+              <w:rPr>
+                <w:b/>
+                <w:sz w:val="19"/>
+              </w:rPr>
+              <w:t>95.9</w:t>
+            </w:r>
+          </w:p>
+        </w:tc>
+        <w:tc>
+          <w:tcPr>
+            <w:shd w:val="clear" w:color="auto" w:fill="F4F6FA"/>
+            <w:tcW w:w="2160" w:type="dxa"/>
+          </w:tcPr>
+          <w:p>
+            <w:pPr>
+              <w:jc w:val="center"/>
+            </w:pPr>
+            <w:r>
+              <w:rPr>
+                <w:b/>
+                <w:sz w:val="19"/>
+              </w:rPr>
+              <w:t>104.5</w:t>
+            </w:r>
+          </w:p>
+        </w:tc>
+      </w:tr>
+      <w:tr>
+        <w:tc>
+          <w:tcPr>
+            <w:tcW w:w="2520" w:type="dxa"/>
+          </w:tcPr>
+          <w:p>
+            <w:r>
+              <w:rPr>
+                <w:sz w:val="19"/>
+              </w:rPr>
+              <w:t>Ioff_norm (7.5 nm)</w:t>
+            </w:r>
+          </w:p>
+        </w:tc>
+        <w:tc>
+          <w:tcPr>
+            <w:tcW w:w="2160" w:type="dxa"/>
+          </w:tcPr>
+          <w:p>
+            <w:pPr>
+              <w:jc w:val="center"/>
+            </w:pPr>
+            <w:r>
+              <w:rPr>
+                <w:sz w:val="19"/>
+              </w:rPr>
+              <w:t>1.52e−9</w:t>
+            </w:r>
+          </w:p>
+        </w:tc>
+        <w:tc>
+          <w:tcPr>
+            <w:tcW w:w="2160" w:type="dxa"/>
+          </w:tcPr>
+          <w:p>
+            <w:pPr>
+              <w:jc w:val="center"/>
+            </w:pPr>
+            <w:r>
+              <w:rPr>
+                <w:sz w:val="19"/>
+              </w:rPr>
+              <w:t>1.12e−6</w:t>
+            </w:r>
+          </w:p>
+        </w:tc>
+        <w:tc>
+          <w:tcPr>
+            <w:tcW w:w="2160" w:type="dxa"/>
+          </w:tcPr>
+          <w:p>
+            <w:pPr>
+              <w:jc w:val="center"/>
+            </w:pPr>
+            <w:r>
+              <w:rPr>
+                <w:sz w:val="19"/>
+              </w:rPr>
+              <w:t>4.97e−6</w:t>
+            </w:r>
+          </w:p>
+        </w:tc>
+      </w:tr>
+      <w:tr>
+        <w:tc>
+          <w:tcPr>
+            <w:shd w:val="clear" w:color="auto" w:fill="F4F6FA"/>
+            <w:tcW w:w="2520" w:type="dxa"/>
+          </w:tcPr>
+          <w:p>
+            <w:r>
+              <w:rPr>
+                <w:sz w:val="19"/>
+              </w:rPr>
+              <w:t>Ioff_norm (15 nm)</w:t>
+            </w:r>
+          </w:p>
+        </w:tc>
+        <w:tc>
+          <w:tcPr>
+            <w:shd w:val="clear" w:color="auto" w:fill="F4F6FA"/>
+            <w:tcW w:w="2160" w:type="dxa"/>
+          </w:tcPr>
+          <w:p>
+            <w:pPr>
+              <w:jc w:val="center"/>
+            </w:pPr>
+            <w:r>
+              <w:rPr>
+                <w:sz w:val="19"/>
+              </w:rPr>
+              <w:t>1.24e−9</w:t>
+            </w:r>
+          </w:p>
+        </w:tc>
+        <w:tc>
+          <w:tcPr>
+            <w:shd w:val="clear" w:color="auto" w:fill="F4F6FA"/>
+            <w:tcW w:w="2160" w:type="dxa"/>
+          </w:tcPr>
+          <w:p>
+            <w:pPr>
+              <w:jc w:val="center"/>
+            </w:pPr>
+            <w:r>
+              <w:rPr>
+                <w:sz w:val="19"/>
+              </w:rPr>
+              <w:t>2.06e−8</w:t>
+            </w:r>
+          </w:p>
+        </w:tc>
+        <w:tc>
+          <w:tcPr>
+            <w:shd w:val="clear" w:color="auto" w:fill="F4F6FA"/>
+            <w:tcW w:w="2160" w:type="dxa"/>
+          </w:tcPr>
+          <w:p>
+            <w:pPr>
+              <w:jc w:val="center"/>
+            </w:pPr>
+            <w:r>
+              <w:rPr>
+                <w:sz w:val="19"/>
+              </w:rPr>
+              <w:t>8.00e−8</w:t>
+            </w:r>
+          </w:p>
+        </w:tc>
+      </w:tr>
+      <w:tr>
+        <w:tc>
+          <w:tcPr>
+            <w:tcW w:w="2520" w:type="dxa"/>
+          </w:tcPr>
+          <w:p>
+            <w:r>
+              <w:rPr>
+                <w:sz w:val="19"/>
+              </w:rPr>
+              <w:t>|VtiSat| (7.5 nm)</w:t>
+            </w:r>
+          </w:p>
+        </w:tc>
+        <w:tc>
+          <w:tcPr>
+            <w:tcW w:w="2160" w:type="dxa"/>
+          </w:tcPr>
+          <w:p>
+            <w:pPr>
+              <w:jc w:val="center"/>
+            </w:pPr>
+            <w:r>
+              <w:rPr>
+                <w:sz w:val="19"/>
+              </w:rPr>
+              <w:t>0.374 V</w:t>
+            </w:r>
+          </w:p>
+        </w:tc>
+        <w:tc>
+          <w:tcPr>
+            <w:tcW w:w="2160" w:type="dxa"/>
+          </w:tcPr>
+          <w:p>
+            <w:pPr>
+              <w:jc w:val="center"/>
+            </w:pPr>
+            <w:r>
+              <w:rPr>
+                <w:sz w:val="19"/>
+              </w:rPr>
+              <w:t>0.263 V</w:t>
+            </w:r>
+          </w:p>
+        </w:tc>
+        <w:tc>
+          <w:tcPr>
+            <w:tcW w:w="2160" w:type="dxa"/>
+          </w:tcPr>
+          <w:p>
+            <w:pPr>
+              <w:jc w:val="center"/>
+            </w:pPr>
+            <w:r>
+              <w:rPr>
+                <w:sz w:val="19"/>
+              </w:rPr>
+              <w:t>0.070 V</w:t>
+            </w:r>
+          </w:p>
+        </w:tc>
+      </w:tr>
+      <w:tr>
+        <w:tc>
+          <w:tcPr>
+            <w:shd w:val="clear" w:color="auto" w:fill="F4F6FA"/>
+            <w:tcW w:w="2520" w:type="dxa"/>
+          </w:tcPr>
+          <w:p>
+            <w:r>
+              <w:rPr>
+                <w:sz w:val="19"/>
+              </w:rPr>
+              <w:t>|VtiSat| (15 nm)</w:t>
+            </w:r>
+          </w:p>
+        </w:tc>
+        <w:tc>
+          <w:tcPr>
+            <w:shd w:val="clear" w:color="auto" w:fill="F4F6FA"/>
+            <w:tcW w:w="2160" w:type="dxa"/>
+          </w:tcPr>
+          <w:p>
+            <w:pPr>
+              <w:jc w:val="center"/>
+            </w:pPr>
+            <w:r>
+              <w:rPr>
+                <w:sz w:val="19"/>
+              </w:rPr>
+              <w:t>0.366 V</w:t>
+            </w:r>
+          </w:p>
+        </w:tc>
+        <w:tc>
+          <w:tcPr>
+            <w:shd w:val="clear" w:color="auto" w:fill="F4F6FA"/>
+            <w:tcW w:w="2160" w:type="dxa"/>
+          </w:tcPr>
+          <w:p>
+            <w:pPr>
+              <w:jc w:val="center"/>
+            </w:pPr>
+            <w:r>
+              <w:rPr>
+                <w:sz w:val="19"/>
+              </w:rPr>
+              <w:t>0.353 V</w:t>
+            </w:r>
+          </w:p>
+        </w:tc>
+        <w:tc>
+          <w:tcPr>
+            <w:shd w:val="clear" w:color="auto" w:fill="F4F6FA"/>
+            <w:tcW w:w="2160" w:type="dxa"/>
+          </w:tcPr>
+          <w:p>
+            <w:pPr>
+              <w:jc w:val="center"/>
+            </w:pPr>
+            <w:r>
+              <w:rPr>
+                <w:sz w:val="19"/>
+              </w:rPr>
+              <w:t>0.346 V</w:t>
+            </w:r>
+          </w:p>
+        </w:tc>
+      </w:tr>
+    </w:tbl>
+    <w:p/>
+    <w:p>
+      <w:pPr>
+        <w:spacing w:after="120"/>
+      </w:pPr>
+      <w:r>
+        <w:rPr>
+          <w:b w:val="0"/>
+          <w:i w:val="0"/>
+          <w:sz w:val="21"/>
+        </w:rPr>
+        <w:t>FR = 20 nm까지는 얇은 fin이 우세하지만, FR = 30 nm부터 관계가 역전된다. FR = 35 nm에서 얇은 fin의 SSlin은 기준 대비 2배 이상 악화되고, 누설은 약 60배 증가하며, 문턱전압은 0.07 V까지 붕괴해 사실상 상시 도통 상태가 된다.</w:t>
+      </w:r>
+    </w:p>
+    <w:p>
+      <w:pPr>
+        <w:spacing w:after="120"/>
+      </w:pPr>
+      <w:r>
+        <w:rPr>
+          <w:b/>
+          <w:i w:val="0"/>
+          <w:sz w:val="21"/>
+        </w:rPr>
+        <w:t xml:space="preserve">해석. </w:t>
+      </w:r>
+      <w:r>
+        <w:rPr>
+          <w:b w:val="0"/>
+          <w:i w:val="0"/>
+          <w:sz w:val="21"/>
+        </w:rPr>
+        <w:t>얇은 fin의 이점은 게이트가 감싸는 영역의 정전제어에 한정된다. 리세스가 깊어져 관통 방지층이 제거되면 게이트가 도달하지 못하는 하부에 누설 경로가 열리는데, 이 경로는 fin 폭과 무관하게 게이트의 통제 밖이다. 여기에 응력이 9 ~ 11% 더 높아진 만큼 밴드갭 축소에 의한 터널링 누설도 함께 증가하므로, 얕은 리세스에서의 이점이 상쇄되고 오히려 손실이 커진다.</w:t>
+      </w:r>
+    </w:p>
+    <w:tbl>
+      <w:tblPr>
+        <w:tblW w:type="auto" w:w="0"/>
+        <w:jc w:val="center"/>
+        <w:tblLook w:firstColumn="1" w:firstRow="1" w:lastColumn="0" w:lastRow="0" w:noHBand="0" w:noVBand="1" w:val="04A0"/>
+      </w:tblPr>
+      <w:tblGrid>
+        <w:gridCol w:w="9412"/>
+      </w:tblGrid>
+      <w:tr>
+        <w:tc>
+          <w:tcPr>
+            <w:tcW w:type="dxa" w:w="9412"/>
+            <w:shd w:val="clear" w:color="auto" w:fill="EEF3FA"/>
+            <w:tcW w:w="9000" w:type="dxa"/>
+          </w:tcPr>
+          <w:p>
+            <w:r>
+              <w:rPr>
+                <w:b/>
+                <w:color w:val="1F3864"/>
+                <w:sz w:val="21"/>
+              </w:rPr>
+              <w:t>핵심 — fin 폭이 줄어들수록 FR 상한은 더 엄격해진다</w:t>
+            </w:r>
+          </w:p>
+          <w:p>
+            <w:r>
+              <w:rPr>
+                <w:sz w:val="21"/>
+              </w:rPr>
+              <w:t>얇은 fin은 정전제어 절대 수준과 전달 효율을 동시에 개선하지만, 그 이점은 리세스가 얕은 구간에서만 유효하다. 따라서 소자가 미세화될수록 결론 5의 FR 상한을 지키는 것이 더 중요해진다 — 설계창이 넓어지는 것이 아니라 좁아진다.</w:t>
+            </w:r>
+          </w:p>
+        </w:tc>
+      </w:tr>
+    </w:tbl>
+    <w:p/>
     <w:p/>
     <w:p>
       <w:pPr>
@@ -7567,6 +9254,53 @@
                 <w:sz w:val="19"/>
               </w:rPr>
               <w:t>Ge 70% · FR 30 nm가 응력 최댓값(−3.560 GPa)이나 해당 구간은 이미 정전제어 열화 영역</w:t>
+            </w:r>
+          </w:p>
+        </w:tc>
+      </w:tr>
+      <w:tr>
+        <w:tc>
+          <w:tcPr>
+            <w:tcW w:w="450" w:type="dxa"/>
+          </w:tcPr>
+          <w:p>
+            <w:r>
+              <w:rPr>
+                <w:sz w:val="19"/>
+              </w:rPr>
+              <w:t>7</w:t>
+            </w:r>
+          </w:p>
+        </w:tc>
+        <w:tc>
+          <w:tcPr>
+            <w:tcW w:w="2700" w:type="dxa"/>
+          </w:tcPr>
+          <w:p>
+            <w:pPr>
+              <w:jc w:val="center"/>
+            </w:pPr>
+            <w:r>
+              <w:rPr>
+                <w:sz w:val="19"/>
+              </w:rPr>
+              <w:t>fin 폭이 줄어들수록 FR 상한은 더 엄격해진다</w:t>
+            </w:r>
+          </w:p>
+        </w:tc>
+        <w:tc>
+          <w:tcPr>
+            <w:tcW w:w="5850" w:type="dxa"/>
+          </w:tcPr>
+          <w:p>
+            <w:pPr>
+              <w:jc w:val="center"/>
+            </w:pPr>
+            <w:r>
+              <w:rPr>
+                <w:sz w:val="19"/>
+              </w:rPr>
+              <w:t>fin 폭 절반(7.5 nm)에서 FR ≤ 20 nm는 SSlin 65~66, DIBL 60% 감소, STE +10%로 전면 개선되나, FR = 35 nm에서는 SSlin 2배 악화·누설 약 60배·|VtiSat| 0.07 V 붕괴로 역전</w:t>
             </w:r>
           </w:p>
         </w:tc>
@@ -8121,7 +9855,7 @@
           <w:i w:val="0"/>
           <w:sz w:val="21"/>
         </w:rPr>
-        <w:t xml:space="preserve">정전제어 절대 수준: </w:t>
+        <w:t xml:space="preserve">정전제어 절대 수준(검증 완료): </w:t>
       </w:r>
       <w:r>
         <w:rPr>
@@ -8129,7 +9863,7 @@
           <w:i w:val="0"/>
           <w:sz w:val="21"/>
         </w:rPr>
-        <w:t>본 구조의 fin 폭(15 nm)은 게이트 길이(25 nm) 대비 60%로, 숏채널 효과가 더 미세한 fin 폭을 적용하는 양산 노드보다 보수적으로 나타난다. 상대적 경향은 유효하나 절대값은 구조 의존적이다.</w:t>
+        <w:t>본 구조의 fin 폭(15 nm)은 게이트 길이(25 nm) 대비 60%로 두꺼워 SSlin 절대값이 76 ~ 80 mV/dec로 나타나지만, 3.5절에서 fin 폭을 절반으로 줄여 SSlin 65 ~ 66 mV/dec, DIBL 약 60% 감소를 확인했다. 즉 절대 수준은 소자·모델의 결함이 아니라 fin 폭 대 게이트 길이 비율에 따른 구조적 결과이며, 본 보고서의 상대적 경향과 결론은 이 비율에 의존하지 않는다.</w:t>
       </w:r>
     </w:p>
     <w:p>
@@ -8275,7 +10009,119 @@
           <w:color w:val="305496"/>
           <w:sz w:val="26"/>
         </w:rPr>
-        <w:t>5.3  이전 가능한 결과</w:t>
+        <w:t>5.3  미세화 방향과의 정합성 — 설계창은 넓어지지 않고 좁아진다</w:t>
+      </w:r>
+    </w:p>
+    <w:p>
+      <w:pPr>
+        <w:spacing w:after="120"/>
+      </w:pPr>
+      <w:r>
+        <w:rPr>
+          <w:b w:val="0"/>
+          <w:i w:val="0"/>
+          <w:sz w:val="21"/>
+        </w:rPr>
+        <w:t>GAA 나노시트로의 전환은 채널 몸체를 더 얇게 만드는 방향이다. 나노시트 두께는 FinFET의 fin 폭에 대응하는 치수이며, 양산 노드에서는 수 nm 수준까지 축소된다. 따라서 "채널 몸체가 얇아지면 응력공학의 설계 여유가 어떻게 변하는가"는 산업적으로 직접적인 질문이다.</w:t>
+      </w:r>
+    </w:p>
+    <w:p>
+      <w:pPr>
+        <w:spacing w:after="120"/>
+      </w:pPr>
+      <w:r>
+        <w:rPr>
+          <w:b w:val="0"/>
+          <w:i w:val="0"/>
+          <w:sz w:val="21"/>
+        </w:rPr>
+        <w:t>3.5절의 결과는 이 질문에 두 가지 답을 준다.</w:t>
+      </w:r>
+    </w:p>
+    <w:p>
+      <w:pPr>
+        <w:pStyle w:val="ListBullet"/>
+        <w:spacing w:after="60"/>
+      </w:pPr>
+      <w:r>
+        <w:rPr>
+          <w:b/>
+          <w:i w:val="0"/>
+          <w:sz w:val="21"/>
+        </w:rPr>
+        <w:t xml:space="preserve">얕은 리세스 구간에서는 미세화가 전면적으로 유리하다. </w:t>
+      </w:r>
+      <w:r>
+        <w:rPr>
+          <w:b w:val="0"/>
+          <w:i w:val="0"/>
+          <w:sz w:val="21"/>
+        </w:rPr>
+        <w:t>fin 폭을 절반으로 줄이면 정전제어(SSlin 65 ~ 66 mV/dec, DIBL 60% 감소)와 전달 효율(STE +10%)이 동시에 개선된다. 응력공학과 미세화가 상충하지 않는 구간이 존재한다는 뜻이다.</w:t>
+      </w:r>
+    </w:p>
+    <w:p>
+      <w:pPr>
+        <w:pStyle w:val="ListBullet"/>
+        <w:spacing w:after="60"/>
+      </w:pPr>
+      <w:r>
+        <w:rPr>
+          <w:b/>
+          <w:i w:val="0"/>
+          <w:sz w:val="21"/>
+        </w:rPr>
+        <w:t xml:space="preserve">그러나 그 이점은 리세스 상한을 넘기면 즉시 소멸한다. </w:t>
+      </w:r>
+      <w:r>
+        <w:rPr>
+          <w:b w:val="0"/>
+          <w:i w:val="0"/>
+          <w:sz w:val="21"/>
+        </w:rPr>
+        <w:t>FR = 30 nm 이상에서는 얇은 fin이 오히려 불리해지고, FR = 35 nm에서는 문턱전압이 0.07 V까지 붕괴한다. 게이트가 감싸는 영역 밖에 열린 누설 경로는 채널 몸체를 얇게 만드는 것으로 통제되지 않기 때문이다.</w:t>
+      </w:r>
+    </w:p>
+    <w:p>
+      <w:pPr>
+        <w:spacing w:after="120"/>
+      </w:pPr>
+      <w:r>
+        <w:rPr>
+          <w:b w:val="0"/>
+          <w:i w:val="0"/>
+          <w:sz w:val="21"/>
+        </w:rPr>
+        <w:t xml:space="preserve">이는 산업적으로 다음을 시사한다. </w:t>
+      </w:r>
+      <w:r>
+        <w:rPr>
+          <w:b/>
+          <w:i w:val="0"/>
+          <w:sz w:val="21"/>
+        </w:rPr>
+        <w:t>응력원을 키워 성능을 확보하는 여유는 소자가 미세화될수록 넓어지는 것이 아니라 좁아진다.</w:t>
+      </w:r>
+      <w:r>
+        <w:rPr>
+          <w:b w:val="0"/>
+          <w:i w:val="0"/>
+          <w:sz w:val="21"/>
+        </w:rPr>
+        <w:t xml:space="preserve"> 채널이 얇아질수록 얕은 리세스에서 얻는 이득은 커지지만, 상한을 넘겼을 때의 대가도 함께 커지기 때문이다. 따라서 미세 노드에서는 응력원의 크기를 키우는 방향보다, 정해진 상한 안에서 전달 효율을 높이는 방향의 설계가 상대적으로 더 유효해진다. 이는 5.2절에서 언급한 S/D 에피 부피 확대와 기생 RC의 상충이 미세 노드에서 더 첨예해지는 것과 같은 맥락이다.</w:t>
+      </w:r>
+    </w:p>
+    <w:p>
+      <w:pPr>
+        <w:pStyle w:val="Heading2"/>
+        <w:spacing w:before="240" w:after="120"/>
+      </w:pPr>
+      <w:r>
+        <w:rPr>
+          <w:color w:val="305496"/>
+          <w:sz w:val="26"/>
+        </w:rPr>
+        <w:t>5.4  이전 가능한 결과</w:t>
       </w:r>
     </w:p>
     <w:p>
@@ -8519,7 +10365,7 @@
           <w:color w:val="305496"/>
           <w:sz w:val="26"/>
         </w:rPr>
-        <w:t>5.4  실무적 활용</w:t>
+        <w:t>5.5  실무적 활용</w:t>
       </w:r>
     </w:p>
     <w:p>
